--- a/4_Legal_Heirship_Certificate_Bagchi.docx
+++ b/4_Legal_Heirship_Certificate_Bagchi.docx
@@ -77,26 +77,10 @@
     </w:p>
     <w:p>
       <w:pPr>
-        <w:spacing w:before="40" w:after="60" w:lineRule="exact" w:line="260"/>
-        <w:jc w:val="center"/>
-      </w:pPr>
-      <w:r>
-        <w:rPr>
-          <w:rFonts w:ascii="Bookman Old Style" w:hAnsi="Bookman Old Style" w:cs="Bookman Old Style" w:eastAsia="Bookman Old Style"/>
-          <w:b/>
-          <w:i/>
-          <w:color w:val="000000"/>
-          <w:sz w:val="20"/>
-        </w:rPr>
-        <w:t>To be filled and issued only after the signed enquiry report of the Executive Officer is received. Do not issue on the municipal certificate.</w:t>
-      </w:r>
-    </w:p>
-    <w:p>
-      <w:pPr>
         <w:tabs>
-          <w:tab w:pos="9298" w:val="right"/>
+          <w:tab w:pos="9354" w:val="right"/>
         </w:tabs>
-        <w:spacing w:before="20" w:after="40" w:lineRule="exact" w:line="300"/>
+        <w:spacing w:before="40" w:after="40" w:lineRule="exact" w:line="300"/>
         <w:jc w:val="left"/>
       </w:pPr>
       <w:r>
@@ -123,7 +107,7 @@
     </w:p>
     <w:p>
       <w:pPr>
-        <w:spacing w:before="40" w:after="20" w:lineRule="exact" w:line="360"/>
+        <w:spacing w:before="40" w:after="0" w:lineRule="exact" w:line="360"/>
         <w:jc w:val="center"/>
       </w:pPr>
       <w:r>
@@ -139,7 +123,7 @@
     </w:p>
     <w:p>
       <w:pPr>
-        <w:spacing w:before="0" w:after="80" w:lineRule="exact" w:line="300"/>
+        <w:spacing w:before="0" w:after="60" w:lineRule="exact" w:line="300"/>
         <w:jc w:val="center"/>
       </w:pPr>
       <w:r>
@@ -150,39 +134,7 @@
           <w:color w:val="000000"/>
           <w:sz w:val="24"/>
         </w:rPr>
-        <w:t>Valid for transmission of securities</w:t>
-      </w:r>
-    </w:p>
-    <w:p>
-      <w:pPr>
-        <w:spacing w:before="0" w:after="80" w:lineRule="exact" w:line="300"/>
-        <w:jc w:val="both"/>
-      </w:pPr>
-      <w:r>
-        <w:rPr>
-          <w:rFonts w:ascii="Bookman Old Style" w:hAnsi="Bookman Old Style" w:cs="Bookman Old Style" w:eastAsia="Bookman Old Style"/>
-          <w:b w:val="0"/>
-          <w:i w:val="0"/>
-          <w:color w:val="000000"/>
-          <w:sz w:val="24"/>
-        </w:rPr>
-        <w:t>This is to certify that, on the basis of the field enquiry caused through the Executive Officer, Balurghat Municipality, and the documents produced, Late Debabrata Bagchi, son of Late Bhupendra Nath Bagchi, of Nibedya, Tritirtha Lane, Chakbhabani, Balurghat, P.S. Balurghat, District Dakshin Dinajpur, died on ____________________, intestate, and without any dispute among the heirs.</w:t>
-      </w:r>
-    </w:p>
-    <w:p>
-      <w:pPr>
-        <w:spacing w:before="0" w:after="80" w:lineRule="exact" w:line="300"/>
-        <w:jc w:val="both"/>
-      </w:pPr>
-      <w:r>
-        <w:rPr>
-          <w:rFonts w:ascii="Bookman Old Style" w:hAnsi="Bookman Old Style" w:cs="Bookman Old Style" w:eastAsia="Bookman Old Style"/>
-          <w:b w:val="0"/>
-          <w:i w:val="0"/>
-          <w:color w:val="000000"/>
-          <w:sz w:val="24"/>
-        </w:rPr>
-        <w:t>The deceased held 400 shares of Tata Elxsi Ltd. in his sole name, Folio No. EXD0001178, Certificate No. B247787, distinctive numbers 32424498 to 32424697 (200), 11841311 to 11841410 (100) and 17219031 to 17219130 (100). This certificate is issued for transmission of the said shares.</w:t>
+        <w:t>Valid for transmission of shares</w:t>
       </w:r>
     </w:p>
     <w:p>
@@ -198,21 +150,55 @@
           <w:color w:val="000000"/>
           <w:sz w:val="24"/>
         </w:rPr>
-        <w:t>The surviving legal heirs of the deceased, under the Hindu Succession Act, 1956, are the persons named below. The name of each heir tallies with the documents. There is no other surviving legal heir.</w:t>
+        <w:t>This is to certify that Late Debabrata Bagchi, son of Late Bhupendra Nath Bagchi, of Nibedya, Tritirtha Lane, Chakbhabani, Balurghat, P.S. Balurghat, District Dakshin Dinajpur, died on ____________________, intestate. On enquiry, no Will and no dispute have been found.</w:t>
+      </w:r>
+    </w:p>
+    <w:p>
+      <w:pPr>
+        <w:spacing w:before="0" w:after="60" w:lineRule="exact" w:line="300"/>
+        <w:jc w:val="both"/>
+      </w:pPr>
+      <w:r>
+        <w:rPr>
+          <w:rFonts w:ascii="Bookman Old Style" w:hAnsi="Bookman Old Style" w:cs="Bookman Old Style" w:eastAsia="Bookman Old Style"/>
+          <w:b w:val="0"/>
+          <w:i w:val="0"/>
+          <w:color w:val="000000"/>
+          <w:sz w:val="24"/>
+        </w:rPr>
+        <w:t>He held 400 shares of Tata Elxsi Ltd. in his sole name, Folio No. EXD0001178, Certificate No. B247787, distinctive numbers 32424498 to 32424697 (200), 11841311 to 11841410 (100) and 17219031 to 17219130 (100). This certificate is issued in favour of the surviving legal heirs named below, and is valid for transmission of the said shares.</w:t>
+      </w:r>
+    </w:p>
+    <w:p>
+      <w:pPr>
+        <w:spacing w:before="0" w:after="40" w:lineRule="exact" w:line="300"/>
+        <w:jc w:val="both"/>
+      </w:pPr>
+      <w:r>
+        <w:rPr>
+          <w:rFonts w:ascii="Bookman Old Style" w:hAnsi="Bookman Old Style" w:cs="Bookman Old Style" w:eastAsia="Bookman Old Style"/>
+          <w:b w:val="0"/>
+          <w:i w:val="0"/>
+          <w:color w:val="000000"/>
+          <w:sz w:val="24"/>
+        </w:rPr>
+        <w:t>The surviving legal heirs, under the Hindu Succession Act, 1956, are as follows. The name of each heir tallies with the Aadhaar card, the Voter Identity Card and the PAN card. There is no other surviving legal heir.</w:t>
       </w:r>
     </w:p>
     <w:tbl>
       <w:tblPr>
-        <w:tblW w:type="dxa" w:w="10100"/>
+        <w:tblW w:type="dxa" w:w="10200"/>
         <w:tblLayout w:type="fixed"/>
         <w:tblLook w:firstColumn="1" w:firstRow="1" w:lastColumn="0" w:lastRow="0" w:noHBand="0" w:noVBand="1" w:val="04A0"/>
       </w:tblPr>
       <w:tblGrid>
+        <w:gridCol w:w="500"/>
+        <w:gridCol w:w="2100"/>
+        <w:gridCol w:w="1500"/>
         <w:gridCol w:w="600"/>
-        <w:gridCol w:w="2500"/>
-        <w:gridCol w:w="3200"/>
-        <w:gridCol w:w="800"/>
-        <w:gridCol w:w="3000"/>
+        <w:gridCol w:w="1900"/>
+        <w:gridCol w:w="1900"/>
+        <w:gridCol w:w="1700"/>
       </w:tblGrid>
       <w:tr>
         <w:trPr>
@@ -221,7 +207,7 @@
         </w:trPr>
         <w:tc>
           <w:tcPr>
-            <w:tcW w:type="dxa" w:w="600"/>
+            <w:tcW w:type="dxa" w:w="500"/>
             <w:tcBorders>
               <w:top w:val="single" w:sz="6" w:space="0" w:color="000000"/>
               <w:left w:val="single" w:sz="6" w:space="0" w:color="000000"/>
@@ -230,10 +216,10 @@
             </w:tcBorders>
             <w:vAlign w:val="center"/>
             <w:tcMar>
-              <w:top w:w="24" w:type="dxa"/>
-              <w:left w:w="46" w:type="dxa"/>
-              <w:bottom w:w="24" w:type="dxa"/>
-              <w:right w:w="46" w:type="dxa"/>
+              <w:top w:w="20" w:type="dxa"/>
+              <w:left w:w="40" w:type="dxa"/>
+              <w:bottom w:w="20" w:type="dxa"/>
+              <w:right w:w="40" w:type="dxa"/>
             </w:tcMar>
             <w:shd w:val="clear" w:color="auto" w:fill="E6E6E6"/>
           </w:tcPr>
@@ -256,7 +242,7 @@
         </w:tc>
         <w:tc>
           <w:tcPr>
-            <w:tcW w:type="dxa" w:w="2500"/>
+            <w:tcW w:type="dxa" w:w="2100"/>
             <w:tcBorders>
               <w:top w:val="single" w:sz="6" w:space="0" w:color="000000"/>
               <w:left w:val="single" w:sz="6" w:space="0" w:color="000000"/>
@@ -265,10 +251,10 @@
             </w:tcBorders>
             <w:vAlign w:val="center"/>
             <w:tcMar>
-              <w:top w:w="24" w:type="dxa"/>
-              <w:left w:w="46" w:type="dxa"/>
-              <w:bottom w:w="24" w:type="dxa"/>
-              <w:right w:w="46" w:type="dxa"/>
+              <w:top w:w="20" w:type="dxa"/>
+              <w:left w:w="40" w:type="dxa"/>
+              <w:bottom w:w="20" w:type="dxa"/>
+              <w:right w:w="40" w:type="dxa"/>
             </w:tcMar>
             <w:shd w:val="clear" w:color="auto" w:fill="E6E6E6"/>
           </w:tcPr>
@@ -285,13 +271,13 @@
                 <w:color w:val="000000"/>
                 <w:sz w:val="16"/>
               </w:rPr>
-              <w:t>Name of legal heir</w:t>
+              <w:t>Name</w:t>
             </w:r>
           </w:p>
         </w:tc>
         <w:tc>
           <w:tcPr>
-            <w:tcW w:type="dxa" w:w="3200"/>
+            <w:tcW w:type="dxa" w:w="1500"/>
             <w:tcBorders>
               <w:top w:val="single" w:sz="6" w:space="0" w:color="000000"/>
               <w:left w:val="single" w:sz="6" w:space="0" w:color="000000"/>
@@ -300,10 +286,10 @@
             </w:tcBorders>
             <w:vAlign w:val="center"/>
             <w:tcMar>
-              <w:top w:w="24" w:type="dxa"/>
-              <w:left w:w="46" w:type="dxa"/>
-              <w:bottom w:w="24" w:type="dxa"/>
-              <w:right w:w="46" w:type="dxa"/>
+              <w:top w:w="20" w:type="dxa"/>
+              <w:left w:w="40" w:type="dxa"/>
+              <w:bottom w:w="20" w:type="dxa"/>
+              <w:right w:w="40" w:type="dxa"/>
             </w:tcMar>
             <w:shd w:val="clear" w:color="auto" w:fill="E6E6E6"/>
           </w:tcPr>
@@ -320,13 +306,13 @@
                 <w:color w:val="000000"/>
                 <w:sz w:val="16"/>
               </w:rPr>
-              <w:t>Address and contact</w:t>
+              <w:t>Relationship</w:t>
             </w:r>
           </w:p>
         </w:tc>
         <w:tc>
           <w:tcPr>
-            <w:tcW w:type="dxa" w:w="800"/>
+            <w:tcW w:type="dxa" w:w="600"/>
             <w:tcBorders>
               <w:top w:val="single" w:sz="6" w:space="0" w:color="000000"/>
               <w:left w:val="single" w:sz="6" w:space="0" w:color="000000"/>
@@ -335,10 +321,10 @@
             </w:tcBorders>
             <w:vAlign w:val="center"/>
             <w:tcMar>
-              <w:top w:w="24" w:type="dxa"/>
-              <w:left w:w="46" w:type="dxa"/>
-              <w:bottom w:w="24" w:type="dxa"/>
-              <w:right w:w="46" w:type="dxa"/>
+              <w:top w:w="20" w:type="dxa"/>
+              <w:left w:w="40" w:type="dxa"/>
+              <w:bottom w:w="20" w:type="dxa"/>
+              <w:right w:w="40" w:type="dxa"/>
             </w:tcMar>
             <w:shd w:val="clear" w:color="auto" w:fill="E6E6E6"/>
           </w:tcPr>
@@ -361,7 +347,7 @@
         </w:tc>
         <w:tc>
           <w:tcPr>
-            <w:tcW w:type="dxa" w:w="3000"/>
+            <w:tcW w:type="dxa" w:w="1900"/>
             <w:tcBorders>
               <w:top w:val="single" w:sz="6" w:space="0" w:color="000000"/>
               <w:left w:val="single" w:sz="6" w:space="0" w:color="000000"/>
@@ -370,10 +356,10 @@
             </w:tcBorders>
             <w:vAlign w:val="center"/>
             <w:tcMar>
-              <w:top w:w="24" w:type="dxa"/>
-              <w:left w:w="46" w:type="dxa"/>
-              <w:bottom w:w="24" w:type="dxa"/>
-              <w:right w:w="46" w:type="dxa"/>
+              <w:top w:w="20" w:type="dxa"/>
+              <w:left w:w="40" w:type="dxa"/>
+              <w:bottom w:w="20" w:type="dxa"/>
+              <w:right w:w="40" w:type="dxa"/>
             </w:tcMar>
             <w:shd w:val="clear" w:color="auto" w:fill="E6E6E6"/>
           </w:tcPr>
@@ -390,7 +376,77 @@
                 <w:color w:val="000000"/>
                 <w:sz w:val="16"/>
               </w:rPr>
-              <w:t>Relationship with the deceased</w:t>
+              <w:t>Aadhaar number</w:t>
+            </w:r>
+          </w:p>
+        </w:tc>
+        <w:tc>
+          <w:tcPr>
+            <w:tcW w:type="dxa" w:w="1900"/>
+            <w:tcBorders>
+              <w:top w:val="single" w:sz="6" w:space="0" w:color="000000"/>
+              <w:left w:val="single" w:sz="6" w:space="0" w:color="000000"/>
+              <w:bottom w:val="single" w:sz="6" w:space="0" w:color="000000"/>
+              <w:right w:val="single" w:sz="6" w:space="0" w:color="000000"/>
+            </w:tcBorders>
+            <w:vAlign w:val="center"/>
+            <w:tcMar>
+              <w:top w:w="20" w:type="dxa"/>
+              <w:left w:w="40" w:type="dxa"/>
+              <w:bottom w:w="20" w:type="dxa"/>
+              <w:right w:w="40" w:type="dxa"/>
+            </w:tcMar>
+            <w:shd w:val="clear" w:color="auto" w:fill="E6E6E6"/>
+          </w:tcPr>
+          <w:p>
+            <w:pPr>
+              <w:spacing w:before="0" w:after="0" w:lineRule="exact" w:line="200"/>
+              <w:jc w:val="center"/>
+            </w:pPr>
+            <w:r>
+              <w:rPr>
+                <w:rFonts w:ascii="Bookman Old Style" w:hAnsi="Bookman Old Style" w:cs="Bookman Old Style" w:eastAsia="Bookman Old Style"/>
+                <w:b/>
+                <w:i w:val="0"/>
+                <w:color w:val="000000"/>
+                <w:sz w:val="16"/>
+              </w:rPr>
+              <w:t>Voter card number</w:t>
+            </w:r>
+          </w:p>
+        </w:tc>
+        <w:tc>
+          <w:tcPr>
+            <w:tcW w:type="dxa" w:w="1700"/>
+            <w:tcBorders>
+              <w:top w:val="single" w:sz="6" w:space="0" w:color="000000"/>
+              <w:left w:val="single" w:sz="6" w:space="0" w:color="000000"/>
+              <w:bottom w:val="single" w:sz="6" w:space="0" w:color="000000"/>
+              <w:right w:val="single" w:sz="6" w:space="0" w:color="000000"/>
+            </w:tcBorders>
+            <w:vAlign w:val="center"/>
+            <w:tcMar>
+              <w:top w:w="20" w:type="dxa"/>
+              <w:left w:w="40" w:type="dxa"/>
+              <w:bottom w:w="20" w:type="dxa"/>
+              <w:right w:w="40" w:type="dxa"/>
+            </w:tcMar>
+            <w:shd w:val="clear" w:color="auto" w:fill="E6E6E6"/>
+          </w:tcPr>
+          <w:p>
+            <w:pPr>
+              <w:spacing w:before="0" w:after="0" w:lineRule="exact" w:line="200"/>
+              <w:jc w:val="center"/>
+            </w:pPr>
+            <w:r>
+              <w:rPr>
+                <w:rFonts w:ascii="Bookman Old Style" w:hAnsi="Bookman Old Style" w:cs="Bookman Old Style" w:eastAsia="Bookman Old Style"/>
+                <w:b/>
+                <w:i w:val="0"/>
+                <w:color w:val="000000"/>
+                <w:sz w:val="16"/>
+              </w:rPr>
+              <w:t>PAN</w:t>
             </w:r>
           </w:p>
         </w:tc>
@@ -402,7 +458,7 @@
         </w:trPr>
         <w:tc>
           <w:tcPr>
-            <w:tcW w:type="dxa" w:w="600"/>
+            <w:tcW w:type="dxa" w:w="500"/>
             <w:tcBorders>
               <w:top w:val="single" w:sz="6" w:space="0" w:color="000000"/>
               <w:left w:val="single" w:sz="6" w:space="0" w:color="000000"/>
@@ -411,10 +467,10 @@
             </w:tcBorders>
             <w:vAlign w:val="center"/>
             <w:tcMar>
-              <w:top w:w="24" w:type="dxa"/>
-              <w:left w:w="46" w:type="dxa"/>
-              <w:bottom w:w="24" w:type="dxa"/>
-              <w:right w:w="46" w:type="dxa"/>
+              <w:top w:w="20" w:type="dxa"/>
+              <w:left w:w="40" w:type="dxa"/>
+              <w:bottom w:w="20" w:type="dxa"/>
+              <w:right w:w="40" w:type="dxa"/>
             </w:tcMar>
           </w:tcPr>
           <w:p>
@@ -436,7 +492,7 @@
         </w:tc>
         <w:tc>
           <w:tcPr>
-            <w:tcW w:type="dxa" w:w="2500"/>
+            <w:tcW w:type="dxa" w:w="2100"/>
             <w:tcBorders>
               <w:top w:val="single" w:sz="6" w:space="0" w:color="000000"/>
               <w:left w:val="single" w:sz="6" w:space="0" w:color="000000"/>
@@ -445,10 +501,10 @@
             </w:tcBorders>
             <w:vAlign w:val="center"/>
             <w:tcMar>
-              <w:top w:w="24" w:type="dxa"/>
-              <w:left w:w="46" w:type="dxa"/>
-              <w:bottom w:w="24" w:type="dxa"/>
-              <w:right w:w="46" w:type="dxa"/>
+              <w:top w:w="20" w:type="dxa"/>
+              <w:left w:w="40" w:type="dxa"/>
+              <w:bottom w:w="20" w:type="dxa"/>
+              <w:right w:w="40" w:type="dxa"/>
             </w:tcMar>
           </w:tcPr>
           <w:p>
@@ -460,7 +516,7 @@
         </w:tc>
         <w:tc>
           <w:tcPr>
-            <w:tcW w:type="dxa" w:w="3200"/>
+            <w:tcW w:type="dxa" w:w="1500"/>
             <w:tcBorders>
               <w:top w:val="single" w:sz="6" w:space="0" w:color="000000"/>
               <w:left w:val="single" w:sz="6" w:space="0" w:color="000000"/>
@@ -469,10 +525,10 @@
             </w:tcBorders>
             <w:vAlign w:val="center"/>
             <w:tcMar>
-              <w:top w:w="24" w:type="dxa"/>
-              <w:left w:w="46" w:type="dxa"/>
-              <w:bottom w:w="24" w:type="dxa"/>
-              <w:right w:w="46" w:type="dxa"/>
+              <w:top w:w="20" w:type="dxa"/>
+              <w:left w:w="40" w:type="dxa"/>
+              <w:bottom w:w="20" w:type="dxa"/>
+              <w:right w:w="40" w:type="dxa"/>
             </w:tcMar>
           </w:tcPr>
           <w:p>
@@ -484,7 +540,7 @@
         </w:tc>
         <w:tc>
           <w:tcPr>
-            <w:tcW w:type="dxa" w:w="800"/>
+            <w:tcW w:type="dxa" w:w="600"/>
             <w:tcBorders>
               <w:top w:val="single" w:sz="6" w:space="0" w:color="000000"/>
               <w:left w:val="single" w:sz="6" w:space="0" w:color="000000"/>
@@ -493,10 +549,10 @@
             </w:tcBorders>
             <w:vAlign w:val="center"/>
             <w:tcMar>
-              <w:top w:w="24" w:type="dxa"/>
-              <w:left w:w="46" w:type="dxa"/>
-              <w:bottom w:w="24" w:type="dxa"/>
-              <w:right w:w="46" w:type="dxa"/>
+              <w:top w:w="20" w:type="dxa"/>
+              <w:left w:w="40" w:type="dxa"/>
+              <w:bottom w:w="20" w:type="dxa"/>
+              <w:right w:w="40" w:type="dxa"/>
             </w:tcMar>
           </w:tcPr>
           <w:p>
@@ -508,7 +564,7 @@
         </w:tc>
         <w:tc>
           <w:tcPr>
-            <w:tcW w:type="dxa" w:w="3000"/>
+            <w:tcW w:type="dxa" w:w="1900"/>
             <w:tcBorders>
               <w:top w:val="single" w:sz="6" w:space="0" w:color="000000"/>
               <w:left w:val="single" w:sz="6" w:space="0" w:color="000000"/>
@@ -517,10 +573,58 @@
             </w:tcBorders>
             <w:vAlign w:val="center"/>
             <w:tcMar>
-              <w:top w:w="24" w:type="dxa"/>
-              <w:left w:w="46" w:type="dxa"/>
-              <w:bottom w:w="24" w:type="dxa"/>
-              <w:right w:w="46" w:type="dxa"/>
+              <w:top w:w="20" w:type="dxa"/>
+              <w:left w:w="40" w:type="dxa"/>
+              <w:bottom w:w="20" w:type="dxa"/>
+              <w:right w:w="40" w:type="dxa"/>
+            </w:tcMar>
+          </w:tcPr>
+          <w:p>
+            <w:pPr>
+              <w:spacing w:before="0" w:after="0" w:lineRule="exact" w:line="240"/>
+              <w:jc w:val="left"/>
+            </w:pPr>
+          </w:p>
+        </w:tc>
+        <w:tc>
+          <w:tcPr>
+            <w:tcW w:type="dxa" w:w="1900"/>
+            <w:tcBorders>
+              <w:top w:val="single" w:sz="6" w:space="0" w:color="000000"/>
+              <w:left w:val="single" w:sz="6" w:space="0" w:color="000000"/>
+              <w:bottom w:val="single" w:sz="6" w:space="0" w:color="000000"/>
+              <w:right w:val="single" w:sz="6" w:space="0" w:color="000000"/>
+            </w:tcBorders>
+            <w:vAlign w:val="center"/>
+            <w:tcMar>
+              <w:top w:w="20" w:type="dxa"/>
+              <w:left w:w="40" w:type="dxa"/>
+              <w:bottom w:w="20" w:type="dxa"/>
+              <w:right w:w="40" w:type="dxa"/>
+            </w:tcMar>
+          </w:tcPr>
+          <w:p>
+            <w:pPr>
+              <w:spacing w:before="0" w:after="0" w:lineRule="exact" w:line="240"/>
+              <w:jc w:val="left"/>
+            </w:pPr>
+          </w:p>
+        </w:tc>
+        <w:tc>
+          <w:tcPr>
+            <w:tcW w:type="dxa" w:w="1700"/>
+            <w:tcBorders>
+              <w:top w:val="single" w:sz="6" w:space="0" w:color="000000"/>
+              <w:left w:val="single" w:sz="6" w:space="0" w:color="000000"/>
+              <w:bottom w:val="single" w:sz="6" w:space="0" w:color="000000"/>
+              <w:right w:val="single" w:sz="6" w:space="0" w:color="000000"/>
+            </w:tcBorders>
+            <w:vAlign w:val="center"/>
+            <w:tcMar>
+              <w:top w:w="20" w:type="dxa"/>
+              <w:left w:w="40" w:type="dxa"/>
+              <w:bottom w:w="20" w:type="dxa"/>
+              <w:right w:w="40" w:type="dxa"/>
             </w:tcMar>
           </w:tcPr>
           <w:p>
@@ -538,7 +642,7 @@
         </w:trPr>
         <w:tc>
           <w:tcPr>
-            <w:tcW w:type="dxa" w:w="600"/>
+            <w:tcW w:type="dxa" w:w="500"/>
             <w:tcBorders>
               <w:top w:val="single" w:sz="6" w:space="0" w:color="000000"/>
               <w:left w:val="single" w:sz="6" w:space="0" w:color="000000"/>
@@ -547,10 +651,10 @@
             </w:tcBorders>
             <w:vAlign w:val="center"/>
             <w:tcMar>
-              <w:top w:w="24" w:type="dxa"/>
-              <w:left w:w="46" w:type="dxa"/>
-              <w:bottom w:w="24" w:type="dxa"/>
-              <w:right w:w="46" w:type="dxa"/>
+              <w:top w:w="20" w:type="dxa"/>
+              <w:left w:w="40" w:type="dxa"/>
+              <w:bottom w:w="20" w:type="dxa"/>
+              <w:right w:w="40" w:type="dxa"/>
             </w:tcMar>
           </w:tcPr>
           <w:p>
@@ -572,7 +676,7 @@
         </w:tc>
         <w:tc>
           <w:tcPr>
-            <w:tcW w:type="dxa" w:w="2500"/>
+            <w:tcW w:type="dxa" w:w="2100"/>
             <w:tcBorders>
               <w:top w:val="single" w:sz="6" w:space="0" w:color="000000"/>
               <w:left w:val="single" w:sz="6" w:space="0" w:color="000000"/>
@@ -581,10 +685,10 @@
             </w:tcBorders>
             <w:vAlign w:val="center"/>
             <w:tcMar>
-              <w:top w:w="24" w:type="dxa"/>
-              <w:left w:w="46" w:type="dxa"/>
-              <w:bottom w:w="24" w:type="dxa"/>
-              <w:right w:w="46" w:type="dxa"/>
+              <w:top w:w="20" w:type="dxa"/>
+              <w:left w:w="40" w:type="dxa"/>
+              <w:bottom w:w="20" w:type="dxa"/>
+              <w:right w:w="40" w:type="dxa"/>
             </w:tcMar>
           </w:tcPr>
           <w:p>
@@ -596,7 +700,7 @@
         </w:tc>
         <w:tc>
           <w:tcPr>
-            <w:tcW w:type="dxa" w:w="3200"/>
+            <w:tcW w:type="dxa" w:w="1500"/>
             <w:tcBorders>
               <w:top w:val="single" w:sz="6" w:space="0" w:color="000000"/>
               <w:left w:val="single" w:sz="6" w:space="0" w:color="000000"/>
@@ -605,10 +709,10 @@
             </w:tcBorders>
             <w:vAlign w:val="center"/>
             <w:tcMar>
-              <w:top w:w="24" w:type="dxa"/>
-              <w:left w:w="46" w:type="dxa"/>
-              <w:bottom w:w="24" w:type="dxa"/>
-              <w:right w:w="46" w:type="dxa"/>
+              <w:top w:w="20" w:type="dxa"/>
+              <w:left w:w="40" w:type="dxa"/>
+              <w:bottom w:w="20" w:type="dxa"/>
+              <w:right w:w="40" w:type="dxa"/>
             </w:tcMar>
           </w:tcPr>
           <w:p>
@@ -620,7 +724,7 @@
         </w:tc>
         <w:tc>
           <w:tcPr>
-            <w:tcW w:type="dxa" w:w="800"/>
+            <w:tcW w:type="dxa" w:w="600"/>
             <w:tcBorders>
               <w:top w:val="single" w:sz="6" w:space="0" w:color="000000"/>
               <w:left w:val="single" w:sz="6" w:space="0" w:color="000000"/>
@@ -629,10 +733,10 @@
             </w:tcBorders>
             <w:vAlign w:val="center"/>
             <w:tcMar>
-              <w:top w:w="24" w:type="dxa"/>
-              <w:left w:w="46" w:type="dxa"/>
-              <w:bottom w:w="24" w:type="dxa"/>
-              <w:right w:w="46" w:type="dxa"/>
+              <w:top w:w="20" w:type="dxa"/>
+              <w:left w:w="40" w:type="dxa"/>
+              <w:bottom w:w="20" w:type="dxa"/>
+              <w:right w:w="40" w:type="dxa"/>
             </w:tcMar>
           </w:tcPr>
           <w:p>
@@ -644,7 +748,7 @@
         </w:tc>
         <w:tc>
           <w:tcPr>
-            <w:tcW w:type="dxa" w:w="3000"/>
+            <w:tcW w:type="dxa" w:w="1900"/>
             <w:tcBorders>
               <w:top w:val="single" w:sz="6" w:space="0" w:color="000000"/>
               <w:left w:val="single" w:sz="6" w:space="0" w:color="000000"/>
@@ -653,10 +757,58 @@
             </w:tcBorders>
             <w:vAlign w:val="center"/>
             <w:tcMar>
-              <w:top w:w="24" w:type="dxa"/>
-              <w:left w:w="46" w:type="dxa"/>
-              <w:bottom w:w="24" w:type="dxa"/>
-              <w:right w:w="46" w:type="dxa"/>
+              <w:top w:w="20" w:type="dxa"/>
+              <w:left w:w="40" w:type="dxa"/>
+              <w:bottom w:w="20" w:type="dxa"/>
+              <w:right w:w="40" w:type="dxa"/>
+            </w:tcMar>
+          </w:tcPr>
+          <w:p>
+            <w:pPr>
+              <w:spacing w:before="0" w:after="0" w:lineRule="exact" w:line="240"/>
+              <w:jc w:val="left"/>
+            </w:pPr>
+          </w:p>
+        </w:tc>
+        <w:tc>
+          <w:tcPr>
+            <w:tcW w:type="dxa" w:w="1900"/>
+            <w:tcBorders>
+              <w:top w:val="single" w:sz="6" w:space="0" w:color="000000"/>
+              <w:left w:val="single" w:sz="6" w:space="0" w:color="000000"/>
+              <w:bottom w:val="single" w:sz="6" w:space="0" w:color="000000"/>
+              <w:right w:val="single" w:sz="6" w:space="0" w:color="000000"/>
+            </w:tcBorders>
+            <w:vAlign w:val="center"/>
+            <w:tcMar>
+              <w:top w:w="20" w:type="dxa"/>
+              <w:left w:w="40" w:type="dxa"/>
+              <w:bottom w:w="20" w:type="dxa"/>
+              <w:right w:w="40" w:type="dxa"/>
+            </w:tcMar>
+          </w:tcPr>
+          <w:p>
+            <w:pPr>
+              <w:spacing w:before="0" w:after="0" w:lineRule="exact" w:line="240"/>
+              <w:jc w:val="left"/>
+            </w:pPr>
+          </w:p>
+        </w:tc>
+        <w:tc>
+          <w:tcPr>
+            <w:tcW w:type="dxa" w:w="1700"/>
+            <w:tcBorders>
+              <w:top w:val="single" w:sz="6" w:space="0" w:color="000000"/>
+              <w:left w:val="single" w:sz="6" w:space="0" w:color="000000"/>
+              <w:bottom w:val="single" w:sz="6" w:space="0" w:color="000000"/>
+              <w:right w:val="single" w:sz="6" w:space="0" w:color="000000"/>
+            </w:tcBorders>
+            <w:vAlign w:val="center"/>
+            <w:tcMar>
+              <w:top w:w="20" w:type="dxa"/>
+              <w:left w:w="40" w:type="dxa"/>
+              <w:bottom w:w="20" w:type="dxa"/>
+              <w:right w:w="40" w:type="dxa"/>
             </w:tcMar>
           </w:tcPr>
           <w:p>
@@ -674,7 +826,7 @@
         </w:trPr>
         <w:tc>
           <w:tcPr>
-            <w:tcW w:type="dxa" w:w="600"/>
+            <w:tcW w:type="dxa" w:w="500"/>
             <w:tcBorders>
               <w:top w:val="single" w:sz="6" w:space="0" w:color="000000"/>
               <w:left w:val="single" w:sz="6" w:space="0" w:color="000000"/>
@@ -683,10 +835,10 @@
             </w:tcBorders>
             <w:vAlign w:val="center"/>
             <w:tcMar>
-              <w:top w:w="24" w:type="dxa"/>
-              <w:left w:w="46" w:type="dxa"/>
-              <w:bottom w:w="24" w:type="dxa"/>
-              <w:right w:w="46" w:type="dxa"/>
+              <w:top w:w="20" w:type="dxa"/>
+              <w:left w:w="40" w:type="dxa"/>
+              <w:bottom w:w="20" w:type="dxa"/>
+              <w:right w:w="40" w:type="dxa"/>
             </w:tcMar>
           </w:tcPr>
           <w:p>
@@ -708,7 +860,7 @@
         </w:tc>
         <w:tc>
           <w:tcPr>
-            <w:tcW w:type="dxa" w:w="2500"/>
+            <w:tcW w:type="dxa" w:w="2100"/>
             <w:tcBorders>
               <w:top w:val="single" w:sz="6" w:space="0" w:color="000000"/>
               <w:left w:val="single" w:sz="6" w:space="0" w:color="000000"/>
@@ -717,10 +869,10 @@
             </w:tcBorders>
             <w:vAlign w:val="center"/>
             <w:tcMar>
-              <w:top w:w="24" w:type="dxa"/>
-              <w:left w:w="46" w:type="dxa"/>
-              <w:bottom w:w="24" w:type="dxa"/>
-              <w:right w:w="46" w:type="dxa"/>
+              <w:top w:w="20" w:type="dxa"/>
+              <w:left w:w="40" w:type="dxa"/>
+              <w:bottom w:w="20" w:type="dxa"/>
+              <w:right w:w="40" w:type="dxa"/>
             </w:tcMar>
           </w:tcPr>
           <w:p>
@@ -732,7 +884,7 @@
         </w:tc>
         <w:tc>
           <w:tcPr>
-            <w:tcW w:type="dxa" w:w="3200"/>
+            <w:tcW w:type="dxa" w:w="1500"/>
             <w:tcBorders>
               <w:top w:val="single" w:sz="6" w:space="0" w:color="000000"/>
               <w:left w:val="single" w:sz="6" w:space="0" w:color="000000"/>
@@ -741,10 +893,10 @@
             </w:tcBorders>
             <w:vAlign w:val="center"/>
             <w:tcMar>
-              <w:top w:w="24" w:type="dxa"/>
-              <w:left w:w="46" w:type="dxa"/>
-              <w:bottom w:w="24" w:type="dxa"/>
-              <w:right w:w="46" w:type="dxa"/>
+              <w:top w:w="20" w:type="dxa"/>
+              <w:left w:w="40" w:type="dxa"/>
+              <w:bottom w:w="20" w:type="dxa"/>
+              <w:right w:w="40" w:type="dxa"/>
             </w:tcMar>
           </w:tcPr>
           <w:p>
@@ -756,7 +908,7 @@
         </w:tc>
         <w:tc>
           <w:tcPr>
-            <w:tcW w:type="dxa" w:w="800"/>
+            <w:tcW w:type="dxa" w:w="600"/>
             <w:tcBorders>
               <w:top w:val="single" w:sz="6" w:space="0" w:color="000000"/>
               <w:left w:val="single" w:sz="6" w:space="0" w:color="000000"/>
@@ -765,10 +917,10 @@
             </w:tcBorders>
             <w:vAlign w:val="center"/>
             <w:tcMar>
-              <w:top w:w="24" w:type="dxa"/>
-              <w:left w:w="46" w:type="dxa"/>
-              <w:bottom w:w="24" w:type="dxa"/>
-              <w:right w:w="46" w:type="dxa"/>
+              <w:top w:w="20" w:type="dxa"/>
+              <w:left w:w="40" w:type="dxa"/>
+              <w:bottom w:w="20" w:type="dxa"/>
+              <w:right w:w="40" w:type="dxa"/>
             </w:tcMar>
           </w:tcPr>
           <w:p>
@@ -780,7 +932,7 @@
         </w:tc>
         <w:tc>
           <w:tcPr>
-            <w:tcW w:type="dxa" w:w="3000"/>
+            <w:tcW w:type="dxa" w:w="1900"/>
             <w:tcBorders>
               <w:top w:val="single" w:sz="6" w:space="0" w:color="000000"/>
               <w:left w:val="single" w:sz="6" w:space="0" w:color="000000"/>
@@ -789,10 +941,58 @@
             </w:tcBorders>
             <w:vAlign w:val="center"/>
             <w:tcMar>
-              <w:top w:w="24" w:type="dxa"/>
-              <w:left w:w="46" w:type="dxa"/>
-              <w:bottom w:w="24" w:type="dxa"/>
-              <w:right w:w="46" w:type="dxa"/>
+              <w:top w:w="20" w:type="dxa"/>
+              <w:left w:w="40" w:type="dxa"/>
+              <w:bottom w:w="20" w:type="dxa"/>
+              <w:right w:w="40" w:type="dxa"/>
+            </w:tcMar>
+          </w:tcPr>
+          <w:p>
+            <w:pPr>
+              <w:spacing w:before="0" w:after="0" w:lineRule="exact" w:line="240"/>
+              <w:jc w:val="left"/>
+            </w:pPr>
+          </w:p>
+        </w:tc>
+        <w:tc>
+          <w:tcPr>
+            <w:tcW w:type="dxa" w:w="1900"/>
+            <w:tcBorders>
+              <w:top w:val="single" w:sz="6" w:space="0" w:color="000000"/>
+              <w:left w:val="single" w:sz="6" w:space="0" w:color="000000"/>
+              <w:bottom w:val="single" w:sz="6" w:space="0" w:color="000000"/>
+              <w:right w:val="single" w:sz="6" w:space="0" w:color="000000"/>
+            </w:tcBorders>
+            <w:vAlign w:val="center"/>
+            <w:tcMar>
+              <w:top w:w="20" w:type="dxa"/>
+              <w:left w:w="40" w:type="dxa"/>
+              <w:bottom w:w="20" w:type="dxa"/>
+              <w:right w:w="40" w:type="dxa"/>
+            </w:tcMar>
+          </w:tcPr>
+          <w:p>
+            <w:pPr>
+              <w:spacing w:before="0" w:after="0" w:lineRule="exact" w:line="240"/>
+              <w:jc w:val="left"/>
+            </w:pPr>
+          </w:p>
+        </w:tc>
+        <w:tc>
+          <w:tcPr>
+            <w:tcW w:type="dxa" w:w="1700"/>
+            <w:tcBorders>
+              <w:top w:val="single" w:sz="6" w:space="0" w:color="000000"/>
+              <w:left w:val="single" w:sz="6" w:space="0" w:color="000000"/>
+              <w:bottom w:val="single" w:sz="6" w:space="0" w:color="000000"/>
+              <w:right w:val="single" w:sz="6" w:space="0" w:color="000000"/>
+            </w:tcBorders>
+            <w:vAlign w:val="center"/>
+            <w:tcMar>
+              <w:top w:w="20" w:type="dxa"/>
+              <w:left w:w="40" w:type="dxa"/>
+              <w:bottom w:w="20" w:type="dxa"/>
+              <w:right w:w="40" w:type="dxa"/>
             </w:tcMar>
           </w:tcPr>
           <w:p>
@@ -810,7 +1010,7 @@
         </w:trPr>
         <w:tc>
           <w:tcPr>
-            <w:tcW w:type="dxa" w:w="600"/>
+            <w:tcW w:type="dxa" w:w="500"/>
             <w:tcBorders>
               <w:top w:val="single" w:sz="6" w:space="0" w:color="000000"/>
               <w:left w:val="single" w:sz="6" w:space="0" w:color="000000"/>
@@ -819,10 +1019,10 @@
             </w:tcBorders>
             <w:vAlign w:val="center"/>
             <w:tcMar>
-              <w:top w:w="24" w:type="dxa"/>
-              <w:left w:w="46" w:type="dxa"/>
-              <w:bottom w:w="24" w:type="dxa"/>
-              <w:right w:w="46" w:type="dxa"/>
+              <w:top w:w="20" w:type="dxa"/>
+              <w:left w:w="40" w:type="dxa"/>
+              <w:bottom w:w="20" w:type="dxa"/>
+              <w:right w:w="40" w:type="dxa"/>
             </w:tcMar>
           </w:tcPr>
           <w:p>
@@ -844,7 +1044,7 @@
         </w:tc>
         <w:tc>
           <w:tcPr>
-            <w:tcW w:type="dxa" w:w="2500"/>
+            <w:tcW w:type="dxa" w:w="2100"/>
             <w:tcBorders>
               <w:top w:val="single" w:sz="6" w:space="0" w:color="000000"/>
               <w:left w:val="single" w:sz="6" w:space="0" w:color="000000"/>
@@ -853,10 +1053,10 @@
             </w:tcBorders>
             <w:vAlign w:val="center"/>
             <w:tcMar>
-              <w:top w:w="24" w:type="dxa"/>
-              <w:left w:w="46" w:type="dxa"/>
-              <w:bottom w:w="24" w:type="dxa"/>
-              <w:right w:w="46" w:type="dxa"/>
+              <w:top w:w="20" w:type="dxa"/>
+              <w:left w:w="40" w:type="dxa"/>
+              <w:bottom w:w="20" w:type="dxa"/>
+              <w:right w:w="40" w:type="dxa"/>
             </w:tcMar>
           </w:tcPr>
           <w:p>
@@ -868,7 +1068,7 @@
         </w:tc>
         <w:tc>
           <w:tcPr>
-            <w:tcW w:type="dxa" w:w="3200"/>
+            <w:tcW w:type="dxa" w:w="1500"/>
             <w:tcBorders>
               <w:top w:val="single" w:sz="6" w:space="0" w:color="000000"/>
               <w:left w:val="single" w:sz="6" w:space="0" w:color="000000"/>
@@ -877,10 +1077,10 @@
             </w:tcBorders>
             <w:vAlign w:val="center"/>
             <w:tcMar>
-              <w:top w:w="24" w:type="dxa"/>
-              <w:left w:w="46" w:type="dxa"/>
-              <w:bottom w:w="24" w:type="dxa"/>
-              <w:right w:w="46" w:type="dxa"/>
+              <w:top w:w="20" w:type="dxa"/>
+              <w:left w:w="40" w:type="dxa"/>
+              <w:bottom w:w="20" w:type="dxa"/>
+              <w:right w:w="40" w:type="dxa"/>
             </w:tcMar>
           </w:tcPr>
           <w:p>
@@ -892,7 +1092,7 @@
         </w:tc>
         <w:tc>
           <w:tcPr>
-            <w:tcW w:type="dxa" w:w="800"/>
+            <w:tcW w:type="dxa" w:w="600"/>
             <w:tcBorders>
               <w:top w:val="single" w:sz="6" w:space="0" w:color="000000"/>
               <w:left w:val="single" w:sz="6" w:space="0" w:color="000000"/>
@@ -901,10 +1101,10 @@
             </w:tcBorders>
             <w:vAlign w:val="center"/>
             <w:tcMar>
-              <w:top w:w="24" w:type="dxa"/>
-              <w:left w:w="46" w:type="dxa"/>
-              <w:bottom w:w="24" w:type="dxa"/>
-              <w:right w:w="46" w:type="dxa"/>
+              <w:top w:w="20" w:type="dxa"/>
+              <w:left w:w="40" w:type="dxa"/>
+              <w:bottom w:w="20" w:type="dxa"/>
+              <w:right w:w="40" w:type="dxa"/>
             </w:tcMar>
           </w:tcPr>
           <w:p>
@@ -916,7 +1116,7 @@
         </w:tc>
         <w:tc>
           <w:tcPr>
-            <w:tcW w:type="dxa" w:w="3000"/>
+            <w:tcW w:type="dxa" w:w="1900"/>
             <w:tcBorders>
               <w:top w:val="single" w:sz="6" w:space="0" w:color="000000"/>
               <w:left w:val="single" w:sz="6" w:space="0" w:color="000000"/>
@@ -925,10 +1125,58 @@
             </w:tcBorders>
             <w:vAlign w:val="center"/>
             <w:tcMar>
-              <w:top w:w="24" w:type="dxa"/>
-              <w:left w:w="46" w:type="dxa"/>
-              <w:bottom w:w="24" w:type="dxa"/>
-              <w:right w:w="46" w:type="dxa"/>
+              <w:top w:w="20" w:type="dxa"/>
+              <w:left w:w="40" w:type="dxa"/>
+              <w:bottom w:w="20" w:type="dxa"/>
+              <w:right w:w="40" w:type="dxa"/>
+            </w:tcMar>
+          </w:tcPr>
+          <w:p>
+            <w:pPr>
+              <w:spacing w:before="0" w:after="0" w:lineRule="exact" w:line="240"/>
+              <w:jc w:val="left"/>
+            </w:pPr>
+          </w:p>
+        </w:tc>
+        <w:tc>
+          <w:tcPr>
+            <w:tcW w:type="dxa" w:w="1900"/>
+            <w:tcBorders>
+              <w:top w:val="single" w:sz="6" w:space="0" w:color="000000"/>
+              <w:left w:val="single" w:sz="6" w:space="0" w:color="000000"/>
+              <w:bottom w:val="single" w:sz="6" w:space="0" w:color="000000"/>
+              <w:right w:val="single" w:sz="6" w:space="0" w:color="000000"/>
+            </w:tcBorders>
+            <w:vAlign w:val="center"/>
+            <w:tcMar>
+              <w:top w:w="20" w:type="dxa"/>
+              <w:left w:w="40" w:type="dxa"/>
+              <w:bottom w:w="20" w:type="dxa"/>
+              <w:right w:w="40" w:type="dxa"/>
+            </w:tcMar>
+          </w:tcPr>
+          <w:p>
+            <w:pPr>
+              <w:spacing w:before="0" w:after="0" w:lineRule="exact" w:line="240"/>
+              <w:jc w:val="left"/>
+            </w:pPr>
+          </w:p>
+        </w:tc>
+        <w:tc>
+          <w:tcPr>
+            <w:tcW w:type="dxa" w:w="1700"/>
+            <w:tcBorders>
+              <w:top w:val="single" w:sz="6" w:space="0" w:color="000000"/>
+              <w:left w:val="single" w:sz="6" w:space="0" w:color="000000"/>
+              <w:bottom w:val="single" w:sz="6" w:space="0" w:color="000000"/>
+              <w:right w:val="single" w:sz="6" w:space="0" w:color="000000"/>
+            </w:tcBorders>
+            <w:vAlign w:val="center"/>
+            <w:tcMar>
+              <w:top w:w="20" w:type="dxa"/>
+              <w:left w:w="40" w:type="dxa"/>
+              <w:bottom w:w="20" w:type="dxa"/>
+              <w:right w:w="40" w:type="dxa"/>
             </w:tcMar>
           </w:tcPr>
           <w:p>
@@ -946,7 +1194,7 @@
         </w:trPr>
         <w:tc>
           <w:tcPr>
-            <w:tcW w:type="dxa" w:w="600"/>
+            <w:tcW w:type="dxa" w:w="500"/>
             <w:tcBorders>
               <w:top w:val="single" w:sz="6" w:space="0" w:color="000000"/>
               <w:left w:val="single" w:sz="6" w:space="0" w:color="000000"/>
@@ -955,10 +1203,10 @@
             </w:tcBorders>
             <w:vAlign w:val="center"/>
             <w:tcMar>
-              <w:top w:w="24" w:type="dxa"/>
-              <w:left w:w="46" w:type="dxa"/>
-              <w:bottom w:w="24" w:type="dxa"/>
-              <w:right w:w="46" w:type="dxa"/>
+              <w:top w:w="20" w:type="dxa"/>
+              <w:left w:w="40" w:type="dxa"/>
+              <w:bottom w:w="20" w:type="dxa"/>
+              <w:right w:w="40" w:type="dxa"/>
             </w:tcMar>
           </w:tcPr>
           <w:p>
@@ -980,7 +1228,7 @@
         </w:tc>
         <w:tc>
           <w:tcPr>
-            <w:tcW w:type="dxa" w:w="2500"/>
+            <w:tcW w:type="dxa" w:w="2100"/>
             <w:tcBorders>
               <w:top w:val="single" w:sz="6" w:space="0" w:color="000000"/>
               <w:left w:val="single" w:sz="6" w:space="0" w:color="000000"/>
@@ -989,10 +1237,10 @@
             </w:tcBorders>
             <w:vAlign w:val="center"/>
             <w:tcMar>
-              <w:top w:w="24" w:type="dxa"/>
-              <w:left w:w="46" w:type="dxa"/>
-              <w:bottom w:w="24" w:type="dxa"/>
-              <w:right w:w="46" w:type="dxa"/>
+              <w:top w:w="20" w:type="dxa"/>
+              <w:left w:w="40" w:type="dxa"/>
+              <w:bottom w:w="20" w:type="dxa"/>
+              <w:right w:w="40" w:type="dxa"/>
             </w:tcMar>
           </w:tcPr>
           <w:p>
@@ -1004,7 +1252,7 @@
         </w:tc>
         <w:tc>
           <w:tcPr>
-            <w:tcW w:type="dxa" w:w="3200"/>
+            <w:tcW w:type="dxa" w:w="1500"/>
             <w:tcBorders>
               <w:top w:val="single" w:sz="6" w:space="0" w:color="000000"/>
               <w:left w:val="single" w:sz="6" w:space="0" w:color="000000"/>
@@ -1013,10 +1261,10 @@
             </w:tcBorders>
             <w:vAlign w:val="center"/>
             <w:tcMar>
-              <w:top w:w="24" w:type="dxa"/>
-              <w:left w:w="46" w:type="dxa"/>
-              <w:bottom w:w="24" w:type="dxa"/>
-              <w:right w:w="46" w:type="dxa"/>
+              <w:top w:w="20" w:type="dxa"/>
+              <w:left w:w="40" w:type="dxa"/>
+              <w:bottom w:w="20" w:type="dxa"/>
+              <w:right w:w="40" w:type="dxa"/>
             </w:tcMar>
           </w:tcPr>
           <w:p>
@@ -1028,7 +1276,7 @@
         </w:tc>
         <w:tc>
           <w:tcPr>
-            <w:tcW w:type="dxa" w:w="800"/>
+            <w:tcW w:type="dxa" w:w="600"/>
             <w:tcBorders>
               <w:top w:val="single" w:sz="6" w:space="0" w:color="000000"/>
               <w:left w:val="single" w:sz="6" w:space="0" w:color="000000"/>
@@ -1037,10 +1285,10 @@
             </w:tcBorders>
             <w:vAlign w:val="center"/>
             <w:tcMar>
-              <w:top w:w="24" w:type="dxa"/>
-              <w:left w:w="46" w:type="dxa"/>
-              <w:bottom w:w="24" w:type="dxa"/>
-              <w:right w:w="46" w:type="dxa"/>
+              <w:top w:w="20" w:type="dxa"/>
+              <w:left w:w="40" w:type="dxa"/>
+              <w:bottom w:w="20" w:type="dxa"/>
+              <w:right w:w="40" w:type="dxa"/>
             </w:tcMar>
           </w:tcPr>
           <w:p>
@@ -1052,7 +1300,7 @@
         </w:tc>
         <w:tc>
           <w:tcPr>
-            <w:tcW w:type="dxa" w:w="3000"/>
+            <w:tcW w:type="dxa" w:w="1900"/>
             <w:tcBorders>
               <w:top w:val="single" w:sz="6" w:space="0" w:color="000000"/>
               <w:left w:val="single" w:sz="6" w:space="0" w:color="000000"/>
@@ -1061,10 +1309,58 @@
             </w:tcBorders>
             <w:vAlign w:val="center"/>
             <w:tcMar>
-              <w:top w:w="24" w:type="dxa"/>
-              <w:left w:w="46" w:type="dxa"/>
-              <w:bottom w:w="24" w:type="dxa"/>
-              <w:right w:w="46" w:type="dxa"/>
+              <w:top w:w="20" w:type="dxa"/>
+              <w:left w:w="40" w:type="dxa"/>
+              <w:bottom w:w="20" w:type="dxa"/>
+              <w:right w:w="40" w:type="dxa"/>
+            </w:tcMar>
+          </w:tcPr>
+          <w:p>
+            <w:pPr>
+              <w:spacing w:before="0" w:after="0" w:lineRule="exact" w:line="240"/>
+              <w:jc w:val="left"/>
+            </w:pPr>
+          </w:p>
+        </w:tc>
+        <w:tc>
+          <w:tcPr>
+            <w:tcW w:type="dxa" w:w="1900"/>
+            <w:tcBorders>
+              <w:top w:val="single" w:sz="6" w:space="0" w:color="000000"/>
+              <w:left w:val="single" w:sz="6" w:space="0" w:color="000000"/>
+              <w:bottom w:val="single" w:sz="6" w:space="0" w:color="000000"/>
+              <w:right w:val="single" w:sz="6" w:space="0" w:color="000000"/>
+            </w:tcBorders>
+            <w:vAlign w:val="center"/>
+            <w:tcMar>
+              <w:top w:w="20" w:type="dxa"/>
+              <w:left w:w="40" w:type="dxa"/>
+              <w:bottom w:w="20" w:type="dxa"/>
+              <w:right w:w="40" w:type="dxa"/>
+            </w:tcMar>
+          </w:tcPr>
+          <w:p>
+            <w:pPr>
+              <w:spacing w:before="0" w:after="0" w:lineRule="exact" w:line="240"/>
+              <w:jc w:val="left"/>
+            </w:pPr>
+          </w:p>
+        </w:tc>
+        <w:tc>
+          <w:tcPr>
+            <w:tcW w:type="dxa" w:w="1700"/>
+            <w:tcBorders>
+              <w:top w:val="single" w:sz="6" w:space="0" w:color="000000"/>
+              <w:left w:val="single" w:sz="6" w:space="0" w:color="000000"/>
+              <w:bottom w:val="single" w:sz="6" w:space="0" w:color="000000"/>
+              <w:right w:val="single" w:sz="6" w:space="0" w:color="000000"/>
+            </w:tcBorders>
+            <w:vAlign w:val="center"/>
+            <w:tcMar>
+              <w:top w:w="20" w:type="dxa"/>
+              <w:left w:w="40" w:type="dxa"/>
+              <w:bottom w:w="20" w:type="dxa"/>
+              <w:right w:w="40" w:type="dxa"/>
             </w:tcMar>
           </w:tcPr>
           <w:p>
@@ -1078,7 +1374,23 @@
     </w:tbl>
     <w:p>
       <w:pPr>
-        <w:spacing w:before="80" w:after="80" w:lineRule="exact" w:line="300"/>
+        <w:spacing w:before="60" w:after="0" w:lineRule="exact" w:line="300"/>
+        <w:jc w:val="left"/>
+      </w:pPr>
+      <w:r>
+        <w:rPr>
+          <w:rFonts w:ascii="Bookman Old Style" w:hAnsi="Bookman Old Style" w:cs="Bookman Old Style" w:eastAsia="Bookman Old Style"/>
+          <w:b w:val="0"/>
+          <w:i w:val="0"/>
+          <w:color w:val="000000"/>
+          <w:sz w:val="22"/>
+        </w:rPr>
+        <w:t>Address of the heirs : ________________________________________________________________</w:t>
+      </w:r>
+    </w:p>
+    <w:p>
+      <w:pPr>
+        <w:spacing w:before="60" w:after="40" w:lineRule="exact" w:line="300"/>
         <w:jc w:val="both"/>
       </w:pPr>
       <w:r>
@@ -1089,12 +1401,12 @@
           <w:color w:val="000000"/>
           <w:sz w:val="24"/>
         </w:rPr>
-        <w:t>This certificate is issued by the Sub-Divisional Officer, Balurghat, a revenue authority above the rank of Tehsildar, on the official letterhead of this office. It is signed with the name of the authority and is to bear the official government seal and stamp. It is valid for transmission of the shares mentioned above, and is issued in favour of the surviving legal heirs named herein. It is issued in terms of SEBI Circular No. HO/38/13/11(14)2026-MIRSD-POD/I/17111/2026 dated 23.07.2026, clause 2.1(c) read with clause 4.2.2.3.</w:t>
+        <w:t>This certificate is issued by the Sub-Divisional Officer, Balurghat, a revenue authority above the rank of Tehsildar, on the official letterhead of this office, under SEBI Circular No. HO/38/13/11(14)2026-MIRSD-POD/I/17111/2026 dated 23.07.2026, clause 2.1(c) read with clause 4.2.2.3. It is signed with the name of the authority and bears the official government seal and stamp.</w:t>
       </w:r>
     </w:p>
     <w:p>
       <w:pPr>
-        <w:spacing w:before="0" w:after="120" w:lineRule="exact" w:line="300"/>
+        <w:spacing w:before="0" w:after="80" w:lineRule="exact" w:line="300"/>
         <w:jc w:val="both"/>
       </w:pPr>
       <w:r>
@@ -1110,7 +1422,7 @@
     </w:p>
     <w:tbl>
       <w:tblPr>
-        <w:tblW w:type="dxa" w:w="10100"/>
+        <w:tblW w:type="dxa" w:w="10200"/>
         <w:tblLayout w:type="fixed"/>
         <w:tblLook w:firstColumn="1" w:firstRow="1" w:lastColumn="0" w:lastRow="0" w:noHBand="0" w:noVBand="1" w:val="04A0"/>
         <w:tblBorders>
@@ -1123,8 +1435,8 @@
         </w:tblBorders>
       </w:tblPr>
       <w:tblGrid>
-        <w:gridCol w:w="4600"/>
-        <w:gridCol w:w="5500"/>
+        <w:gridCol w:w="4800"/>
+        <w:gridCol w:w="5400"/>
       </w:tblGrid>
       <w:tr>
         <w:trPr>
@@ -1132,7 +1444,7 @@
         </w:trPr>
         <w:tc>
           <w:tcPr>
-            <w:tcW w:type="dxa" w:w="4600"/>
+            <w:tcW w:type="dxa" w:w="4800"/>
             <w:tcMar>
               <w:top w:w="0" w:type="dxa"/>
               <w:left w:w="0" w:type="dxa"/>
@@ -1140,11 +1452,25 @@
               <w:right w:w="40" w:type="dxa"/>
             </w:tcMar>
           </w:tcPr>
-          <w:p/>
+          <w:p>
+            <w:pPr>
+              <w:spacing w:line="280" w:lineRule="exact"/>
+            </w:pPr>
+            <w:r>
+              <w:rPr>
+                <w:rFonts w:ascii="Bookman Old Style" w:hAnsi="Bookman Old Style" w:cs="Bookman Old Style" w:eastAsia="Bookman Old Style"/>
+                <w:b/>
+                <w:i w:val="0"/>
+                <w:color w:val="000000"/>
+                <w:sz w:val="22"/>
+              </w:rPr>
+              <w:t>Official seal</w:t>
+            </w:r>
+          </w:p>
         </w:tc>
         <w:tc>
           <w:tcPr>
-            <w:tcW w:type="dxa" w:w="5500"/>
+            <w:tcW w:type="dxa" w:w="5400"/>
             <w:tcMar>
               <w:top w:w="0" w:type="dxa"/>
               <w:left w:w="0" w:type="dxa"/>
@@ -1219,41 +1545,9 @@
         </w:tc>
       </w:tr>
     </w:tbl>
-    <w:p>
-      <w:pPr>
-        <w:spacing w:before="120" w:after="40" w:lineRule="exact" w:line="260"/>
-        <w:jc w:val="left"/>
-      </w:pPr>
-      <w:r>
-        <w:rPr>
-          <w:rFonts w:ascii="Bookman Old Style" w:hAnsi="Bookman Old Style" w:cs="Bookman Old Style" w:eastAsia="Bookman Old Style"/>
-          <w:b w:val="0"/>
-          <w:i/>
-          <w:color w:val="000000"/>
-          <w:sz w:val="20"/>
-        </w:rPr>
-        <w:t>Space for the official seal and stamp</w:t>
-      </w:r>
-    </w:p>
-    <w:p>
-      <w:pPr>
-        <w:spacing w:before="80" w:after="0" w:lineRule="exact" w:line="240"/>
-        <w:jc w:val="both"/>
-      </w:pPr>
-      <w:r>
-        <w:rPr>
-          <w:rFonts w:ascii="Bookman Old Style" w:hAnsi="Bookman Old Style" w:cs="Bookman Old Style" w:eastAsia="Bookman Old Style"/>
-          <w:b w:val="0"/>
-          <w:i w:val="0"/>
-          <w:color w:val="000000"/>
-          <w:sz w:val="18"/>
-        </w:rPr>
-        <w:t>Note for the applicant, not part of the certificate. The Registrar will also require, under the same circular, a notarised indemnity bond (Annexure-4) and a notarised affidavit-cum-NOC of all legal heirs (Annexure-5), on non-judicial stamp paper. A self-attested copy of the PAN of the legal heir is to be sent. The distinctive numbers on the affidavit must be 17219031-17219130. A copy of this certificate, if submitted, is to be attested by a Notary Public as a true copy, with the complete address of the Notary.</w:t>
-      </w:r>
-    </w:p>
     <w:sectPr>
       <w:pgSz w:w="11907" w:h="16840"/>
-      <w:pgMar w:top="700" w:right="900" w:bottom="640" w:left="900" w:header="720" w:footer="720" w:gutter="0"/>
+      <w:pgMar w:top="640" w:right="850" w:bottom="560" w:left="850" w:header="720" w:footer="720" w:gutter="0"/>
       <w:cols w:space="720"/>
       <w:docGrid w:linePitch="360"/>
     </w:sectPr>

--- a/4_Legal_Heirship_Certificate_Bagchi.docx
+++ b/4_Legal_Heirship_Certificate_Bagchi.docx
@@ -4,7 +4,47 @@
   <w:body>
     <w:p>
       <w:pPr>
-        <w:spacing w:before="0" w:after="0" w:lineRule="exact" w:line="340"/>
+        <w:spacing w:before="0" w:after="0" w:line="240" w:lineRule="auto"/>
+        <w:jc w:val="center"/>
+      </w:pPr>
+      <w:r>
+        <w:drawing>
+          <wp:inline xmlns:a="http://schemas.openxmlformats.org/drawingml/2006/main" xmlns:pic="http://schemas.openxmlformats.org/drawingml/2006/picture">
+            <wp:extent cx="457200" cy="468000"/>
+            <wp:docPr id="1" name="Picture 1"/>
+            <wp:cNvGraphicFramePr>
+              <a:graphicFrameLocks noChangeAspect="1"/>
+            </wp:cNvGraphicFramePr>
+            <a:graphic>
+              <a:graphicData uri="http://schemas.openxmlformats.org/drawingml/2006/picture">
+                <pic:pic>
+                  <pic:nvPicPr>
+                    <pic:cNvPr id="0" name="ashoka_emblem.jpg"/>
+                    <pic:cNvPicPr/>
+                  </pic:nvPicPr>
+                  <pic:blipFill>
+                    <a:blip r:embed="rId9"/>
+                    <a:stretch>
+                      <a:fillRect/>
+                    </a:stretch>
+                  </pic:blipFill>
+                  <pic:spPr>
+                    <a:xfrm>
+                      <a:off x="0" y="0"/>
+                      <a:ext cx="457200" cy="468000"/>
+                    </a:xfrm>
+                    <a:prstGeom prst="rect"/>
+                  </pic:spPr>
+                </pic:pic>
+              </a:graphicData>
+            </a:graphic>
+          </wp:inline>
+        </w:drawing>
+      </w:r>
+    </w:p>
+    <w:p>
+      <w:pPr>
+        <w:spacing w:before="40" w:after="0" w:lineRule="exact" w:line="320"/>
         <w:jc w:val="center"/>
       </w:pPr>
       <w:r>
@@ -20,7 +60,7 @@
     </w:p>
     <w:p>
       <w:pPr>
-        <w:spacing w:before="0" w:after="0" w:lineRule="exact" w:line="360"/>
+        <w:spacing w:before="0" w:after="0" w:lineRule="exact" w:line="320"/>
         <w:jc w:val="center"/>
       </w:pPr>
       <w:r>
@@ -29,14 +69,14 @@
           <w:b/>
           <w:i w:val="0"/>
           <w:color w:val="000000"/>
-          <w:sz w:val="30"/>
+          <w:sz w:val="28"/>
         </w:rPr>
-        <w:t>Office of the Sub-Divisional Officer</w:t>
+        <w:t>Office of the Sub-Divisional Officer,</w:t>
       </w:r>
     </w:p>
     <w:p>
       <w:pPr>
-        <w:spacing w:before="0" w:after="0" w:lineRule="exact" w:line="320"/>
+        <w:spacing w:before="0" w:after="0" w:lineRule="exact" w:line="300"/>
         <w:jc w:val="center"/>
       </w:pPr>
       <w:r>
@@ -52,7 +92,7 @@
     </w:p>
     <w:p>
       <w:pPr>
-        <w:spacing w:before="0" w:after="20" w:lineRule="exact" w:line="260"/>
+        <w:spacing w:before="0" w:after="0" w:lineRule="exact" w:line="260"/>
         <w:jc w:val="center"/>
       </w:pPr>
       <w:r>
@@ -63,12 +103,12 @@
           <w:color w:val="000000"/>
           <w:sz w:val="20"/>
         </w:rPr>
-        <w:t>e-mail Id- sdmbalurghat@gmail.com   &amp;   Ph. No.- 03522-255205</w:t>
+        <w:t>e-mail Id- sdmbalurghat@gmail.com  &amp;  Ph. No.-03522 255205</w:t>
       </w:r>
     </w:p>
     <w:p>
       <w:pPr>
-        <w:spacing w:before="0" w:after="60" w:lineRule="exact" w:line="80"/>
+        <w:spacing w:before="0" w:after="40" w:lineRule="exact" w:line="60"/>
         <w:jc w:val="left"/>
         <w:pBdr>
           <w:bottom w:val="single" w:sz="12" w:space="1" w:color="000000"/>
